--- a/FYP_Chapter1.docx
+++ b/FYP_Chapter1.docx
@@ -1062,49 +1062,27 @@
         <w:jc w:val="both"/>
       </w:pPr>
       <w:r>
-        <w:t>Second, the field began to m</w:t>
-      </w:r>
-      <w:r>
-        <w:t xml:space="preserve">ove beyond invasive arterial lines. </w:t>
-      </w:r>
-      <w:proofErr w:type="spellStart"/>
-      <w:r>
-        <w:t>Choe</w:t>
-      </w:r>
-      <w:proofErr w:type="spellEnd"/>
-      <w:r>
-        <w:t xml:space="preserve"> and colleagues [9] demonstrated that deep learning algorithms based purely on routinely available non-invasive monitors, the non-invasive blood pressure cuff, the ECG, the pulse oximeter, the </w:t>
-      </w:r>
-      <w:proofErr w:type="spellStart"/>
-      <w:r>
-        <w:t>capnograph</w:t>
-      </w:r>
-      <w:proofErr w:type="spellEnd"/>
-      <w:r>
-        <w:t xml:space="preserve">, and the </w:t>
-      </w:r>
-      <w:proofErr w:type="spellStart"/>
-      <w:r>
-        <w:t>bis</w:t>
-      </w:r>
-      <w:r>
-        <w:t>pectral</w:t>
-      </w:r>
-      <w:proofErr w:type="spellEnd"/>
-      <w:r>
-        <w:t xml:space="preserve"> index, could predict hypotension five minutes in advance with internal-validation AUROC of 0.917 and external-validation AUROC of 0.833 on data from a different hospital. This was important because the original </w:t>
-      </w:r>
-      <w:proofErr w:type="spellStart"/>
-      <w:r>
-        <w:t>Hatib</w:t>
-      </w:r>
-      <w:proofErr w:type="spellEnd"/>
-      <w:r>
-        <w:t xml:space="preserve"> system required an arterial cat</w:t>
-      </w:r>
-      <w:r>
-        <w:t>heter, which is only used in a minority of surgeries. Non-invasive prediction opens hypotension forecasting to most of the world's surgical patients.</w:t>
-      </w:r>
+        <w:t>Second, the field began to move beyond invasive arterial lines. Jeong and colleagues [9] demonstrated that deep learning algorithms based purely on routinely available non-invasive monitors, the non-invasive blood pressure cuff, the ECG, the pulse oximeter, the capnograph, and the bispectral index, could predict hypotension five minutes in advance with internal-validation AUROC of 0.917 and external-validation AUROC of 0.833 on data from a different hospital. This was important because the original Hatib system required an arterial catheter, which is only used in a minority of surgeries. Non-invasive prediction opens hypotension forecasting to most of the world's surgical patients.</w:t>
+      </w:r>
+      <w:r/>
+      <w:proofErr w:type="spellStart"/>
+      <w:r/>
+      <w:proofErr w:type="spellEnd"/>
+      <w:r/>
+      <w:proofErr w:type="spellStart"/>
+      <w:r/>
+      <w:proofErr w:type="spellEnd"/>
+      <w:r/>
+      <w:proofErr w:type="spellStart"/>
+      <w:r/>
+      <w:r/>
+      <w:proofErr w:type="spellEnd"/>
+      <w:r/>
+      <w:proofErr w:type="spellStart"/>
+      <w:r/>
+      <w:proofErr w:type="spellEnd"/>
+      <w:r/>
+      <w:r/>
     </w:p>
     <w:p>
       <w:pPr>
@@ -1112,30 +1090,18 @@
         <w:jc w:val="both"/>
       </w:pPr>
       <w:r>
-        <w:t>Third, hybrid CNN-RNN architectures and ensembles began to outperform pure CNNs. Jo and colleagues [10] re</w:t>
-      </w:r>
-      <w:r>
-        <w:t xml:space="preserve">ported a STEP-OP system based on a weighted-average ensemble of CNN and recurrent neural networks trained on more than 18,000 </w:t>
-      </w:r>
-      <w:proofErr w:type="spellStart"/>
-      <w:r>
-        <w:t>VitalDB</w:t>
-      </w:r>
-      <w:proofErr w:type="spellEnd"/>
-      <w:r>
-        <w:t xml:space="preserve"> cases. </w:t>
-      </w:r>
-      <w:proofErr w:type="spellStart"/>
-      <w:r>
-        <w:t>Roh</w:t>
-      </w:r>
-      <w:proofErr w:type="spellEnd"/>
-      <w:r>
-        <w:t xml:space="preserve"> and colleagues [11] showed that gradient boosting machines and hybrid CNN-GRU networks fed with both waveforms </w:t>
-      </w:r>
-      <w:r>
-        <w:t>and personalized clinical covariates reached AUROCs of 0.94, with accuracy of 0.88 at the five-minute horizon.</w:t>
-      </w:r>
+        <w:t>Third, hybrid CNN-RNN architectures and ensembles began to outperform pure CNNs. Choe and colleagues [10] reported a STEP-OP system based on a weighted-average ensemble of CNN and recurrent neural networks trained on more than 18,000 VitalDB cases. Shim and colleagues [11] showed that gradient boosting machines and hybrid CNN-GRU networks fed with both waveforms and personalized clinical covariates reached AUROCs of 0.94, with accuracy of 0.88 at the five-minute horizon.</w:t>
+      </w:r>
+      <w:r/>
+      <w:proofErr w:type="spellStart"/>
+      <w:r/>
+      <w:proofErr w:type="spellEnd"/>
+      <w:r/>
+      <w:proofErr w:type="spellStart"/>
+      <w:r/>
+      <w:proofErr w:type="spellEnd"/>
+      <w:r/>
+      <w:r/>
     </w:p>
     <w:p>
       <w:pPr>
@@ -1156,31 +1122,17 @@
         <w:jc w:val="both"/>
       </w:pPr>
       <w:r>
-        <w:t xml:space="preserve">The most recent generation of work has shifted attention from </w:t>
-      </w:r>
-      <w:r>
-        <w:t>raw discrimination metrics to calibration, generalizability, and clinically meaningful evaluation. A 2026 study in PLOS Medicine [12] applied transformer architectures with self-attention mechanisms to dynamic time-series vital signs from more than 300,000</w:t>
-      </w:r>
-      <w:r>
-        <w:t xml:space="preserve"> surgeries at Nanjing Drum Tower Hospital, externally validated on </w:t>
-      </w:r>
-      <w:proofErr w:type="spellStart"/>
-      <w:r>
-        <w:t>VitalDB</w:t>
-      </w:r>
-      <w:proofErr w:type="spellEnd"/>
-      <w:r>
-        <w:t>. The transformer offered better calibration and sensitivity than gradient-boosted baselines at five-, ten-, and fifteen-minute horizons. A 2025 cross-center evaluation by Wang and c</w:t>
-      </w:r>
-      <w:r>
-        <w:t>olleagues [13] argued that previous AUROC numbers had been inflated by selection bias, particularly the exclusion of borderline blood pressure cases between 65 and 75 millimeters of mercury. When models were forced to operate on this gray zone, AI predicto</w:t>
-      </w:r>
-      <w:r>
-        <w:t xml:space="preserve">rs still outperformed simple threshold rules, but by less than the headline numbers suggested. The takeaway is that the next frontier is not bigger AUROCs, but reliability across different patient populations and across the ambiguous cases where decisions </w:t>
-      </w:r>
-      <w:r>
-        <w:t>are actually difficult.</w:t>
-      </w:r>
+        <w:t>The most recent generation of work has shifted attention from raw discrimination metrics to calibration, generalizability, and clinically meaningful evaluation. A 2026 study in PLOS Medicine [12] applied transformer architectures with self-attention mechanisms to dynamic time-series vital signs from more than 300,000 surgeries at Nanjing Drum Tower Hospital, externally validated on VitalDB. The transformer offered better calibration and sensitivity than gradient-boosted baselines at five-, ten-, and fifteen-minute horizons. A 2025 cross-center evaluation by Chaari and colleagues [13] argued that previous AUROC numbers had been inflated by selection bias, particularly the exclusion of borderline blood pressure cases between 65 and 75 millimeters of mercury. When models were forced to operate on this gray zone, AI predictors still outperformed simple threshold rules, but by less than the headline numbers suggested. The takeaway is that the next frontier is not bigger AUROCs, but reliability across different patient populations and across the ambiguous cases where decisions are actually difficult.</w:t>
+      </w:r>
+      <w:r/>
+      <w:r/>
+      <w:proofErr w:type="spellStart"/>
+      <w:r/>
+      <w:proofErr w:type="spellEnd"/>
+      <w:r/>
+      <w:r/>
+      <w:r/>
+      <w:r/>
     </w:p>
     <w:p>
       <w:pPr>
@@ -1249,33 +1201,19 @@
         <w:jc w:val="both"/>
       </w:pPr>
       <w:r>
-        <w:t xml:space="preserve">Concrete implementations have followed. </w:t>
-      </w:r>
-      <w:proofErr w:type="spellStart"/>
-      <w:r>
-        <w:t>Defraeye</w:t>
-      </w:r>
-      <w:proofErr w:type="spellEnd"/>
-      <w:r>
-        <w:t xml:space="preserve"> and colleagues [16] built a physics-based digital twin of transdermal fentanyl delivery for chronic pain management, integrating drug uptake, pharmacokinetics, and pharmacodynamics for individual pat</w:t>
-      </w:r>
-      <w:r>
-        <w:t>ients. A 2025 comprehensive review in Frontiers in Digital Health [17] documented digital twin applications across cardiac, neurological, respiratory, metabolic, hepatic, oncological, and cellular domains, including a critical-care education twin that simu</w:t>
-      </w:r>
-      <w:r>
-        <w:t xml:space="preserve">lates patient conditions and responses during the first six hours of critical illness, and a population-scale cardiac twin built from a 3,461-patient cohort. </w:t>
-      </w:r>
-      <w:proofErr w:type="spellStart"/>
-      <w:r>
-        <w:t>Kovatchev</w:t>
-      </w:r>
-      <w:proofErr w:type="spellEnd"/>
-      <w:r>
-        <w:t xml:space="preserve"> and colleagues [18] demonstrated that whole-body metabolic twins can drive measurable im</w:t>
-      </w:r>
-      <w:r>
-        <w:t>provements in glucose control in type-2 diabetes.</w:t>
-      </w:r>
+        <w:t>Concrete implementations have followed. Defraeye and colleagues [16] built a physics-based digital twin of transdermal fentanyl delivery for chronic pain management, integrating drug uptake, pharmacokinetics, and pharmacodynamics for individual patients. A 2025 comprehensive review in Frontiers in Digital Health [17] documented digital twin applications across cardiac, neurological, respiratory, metabolic, hepatic, oncological, and cellular domains, including a critical-care education twin that simulates patient conditions and responses during the first six hours of critical illness, and a population-scale cardiac twin built from a 3,461-patient cohort. Shamanna and colleagues [18] demonstrated that whole-body metabolic twins can drive measurable improvements in glucose control in type-2 diabetes.</w:t>
+      </w:r>
+      <w:proofErr w:type="spellStart"/>
+      <w:r/>
+      <w:proofErr w:type="spellEnd"/>
+      <w:r/>
+      <w:r/>
+      <w:r/>
+      <w:proofErr w:type="spellStart"/>
+      <w:r/>
+      <w:proofErr w:type="spellEnd"/>
+      <w:r/>
+      <w:r/>
     </w:p>
     <w:p>
       <w:pPr>
@@ -1283,7 +1221,7 @@
         <w:jc w:val="both"/>
       </w:pPr>
       <w:r>
-        <w:t>Within anesthesia specifically, work has begun on digital twins for closed-loop control. A 2025 paper in Anesthesiology [19] described a digital twin of a depth-of-anesthesia controller, built in MATLAB-Sim</w:t>
+        <w:t>Within anesthesia specifically, work has begun on digital twins for closed-loop control. A 2025 paper in SIMULATION [19] described a digital twin of a depth-of-anesthesia controller, built in MATLAB-Sim</w:t>
       </w:r>
       <w:r>
         <w:t xml:space="preserve">ulink on top of a population pharmacokinetic model of </w:t>
@@ -3212,7 +3150,7 @@
           <w:sz w:val="22"/>
           <w:szCs w:val="22"/>
         </w:rPr>
-        <w:t>[9</w:t>
+        <w:t>[9]  Jeong, H., Kim, D., Kim, D. W., Baek, S., Lee, H.-C., Kim, Y., &amp; Ahn, H. J. (2024). Prediction of intraoperative hypotension using deep learning models based on non-invasive monitoring devices. Journal of Clinical Monitoring and Computing, 38(6), 1357–1365.</w:t>
       </w:r>
       <w:proofErr w:type="gramStart"/>
       <w:r>
@@ -3220,15 +3158,13 @@
           <w:sz w:val="22"/>
           <w:szCs w:val="22"/>
         </w:rPr>
-        <w:t xml:space="preserve">]  </w:t>
-      </w:r>
-      <w:proofErr w:type="spellStart"/>
-      <w:r>
-        <w:rPr>
-          <w:sz w:val="22"/>
-          <w:szCs w:val="22"/>
-        </w:rPr>
-        <w:t>Choe</w:t>
+      </w:r>
+      <w:proofErr w:type="spellStart"/>
+      <w:r>
+        <w:rPr>
+          <w:sz w:val="22"/>
+          <w:szCs w:val="22"/>
+        </w:rPr>
       </w:r>
       <w:proofErr w:type="spellEnd"/>
       <w:proofErr w:type="gramEnd"/>
@@ -3237,14 +3173,12 @@
           <w:sz w:val="22"/>
           <w:szCs w:val="22"/>
         </w:rPr>
-        <w:t>, S. H., Cho, H., Bae, J., Ji, S.-H., Yoon, H.-K., Lee, H.-C., Lee, J.-H., Kim, H.-S., &amp; Kim, J.-T. (2024). Prediction of intraoperative hypotension using deep learning models based on non-invasive monitoring devices. Journal of Cli</w:t>
-      </w:r>
-      <w:r>
-        <w:rPr>
-          <w:sz w:val="22"/>
-          <w:szCs w:val="22"/>
-        </w:rPr>
-        <w:t>nical Monitoring and Computing, 38(5), 1101–1110.</w:t>
+      </w:r>
+      <w:r>
+        <w:rPr>
+          <w:sz w:val="22"/>
+          <w:szCs w:val="22"/>
+        </w:rPr>
       </w:r>
     </w:p>
     <w:p>
@@ -3257,30 +3191,27 @@
           <w:sz w:val="22"/>
           <w:szCs w:val="22"/>
         </w:rPr>
-        <w:t xml:space="preserve">[10] Jo, Y. Y., Jang, J. H., Kwon, J., Lee, H. C., Jung, C. W., Byun, S., &amp; </w:t>
-      </w:r>
-      <w:proofErr w:type="spellStart"/>
-      <w:r>
-        <w:rPr>
-          <w:sz w:val="22"/>
-          <w:szCs w:val="22"/>
-        </w:rPr>
-        <w:t>Jeong</w:t>
-      </w:r>
-      <w:proofErr w:type="spellEnd"/>
-      <w:r>
-        <w:rPr>
-          <w:sz w:val="22"/>
-          <w:szCs w:val="22"/>
-        </w:rPr>
-        <w:t>, H. G. (2021). Predicting intraoperative hypotension using deep learning with waveforms of arterial blood pressure, electroe</w:t>
-      </w:r>
-      <w:r>
-        <w:rPr>
-          <w:sz w:val="22"/>
-          <w:szCs w:val="22"/>
-        </w:rPr>
-        <w:t>ncephalogram, and electrocardiogram: STEP-OP. JMIR Medical Informatics, 9(9), e31311.</w:t>
+        <w:t>[10]  Choe, S., Park, E., Shin, W., Koo, B., &amp; Shin, D. (2021). Short-term event prediction in the operating room (STEP-OP) of five-minute intraoperative hypotension using hybrid deep learning. JMIR Medical Informatics, 9(9), e31311.</w:t>
+      </w:r>
+      <w:proofErr w:type="spellStart"/>
+      <w:r>
+        <w:rPr>
+          <w:sz w:val="22"/>
+          <w:szCs w:val="22"/>
+        </w:rPr>
+      </w:r>
+      <w:proofErr w:type="spellEnd"/>
+      <w:r>
+        <w:rPr>
+          <w:sz w:val="22"/>
+          <w:szCs w:val="22"/>
+        </w:rPr>
+      </w:r>
+      <w:r>
+        <w:rPr>
+          <w:sz w:val="22"/>
+          <w:szCs w:val="22"/>
+        </w:rPr>
       </w:r>
     </w:p>
     <w:p>
@@ -3293,62 +3224,55 @@
           <w:sz w:val="22"/>
           <w:szCs w:val="22"/>
         </w:rPr>
-        <w:t xml:space="preserve">[11] </w:t>
-      </w:r>
-      <w:proofErr w:type="spellStart"/>
-      <w:r>
-        <w:rPr>
-          <w:sz w:val="22"/>
-          <w:szCs w:val="22"/>
-        </w:rPr>
-        <w:t>Roh</w:t>
-      </w:r>
-      <w:proofErr w:type="spellEnd"/>
-      <w:r>
-        <w:rPr>
-          <w:sz w:val="22"/>
-          <w:szCs w:val="22"/>
-        </w:rPr>
-        <w:t xml:space="preserve">, S. Y., Lee, K. Y., &amp; colleagues. (2025). Machine learning methods for the prediction of intraoperative hypotension with </w:t>
-      </w:r>
-      <w:proofErr w:type="spellStart"/>
-      <w:r>
-        <w:rPr>
-          <w:sz w:val="22"/>
-          <w:szCs w:val="22"/>
-        </w:rPr>
-        <w:t>biosignal</w:t>
-      </w:r>
-      <w:proofErr w:type="spellEnd"/>
-      <w:r>
-        <w:rPr>
-          <w:sz w:val="22"/>
-          <w:szCs w:val="22"/>
-        </w:rPr>
-        <w:t xml:space="preserve"> waveforms. </w:t>
-      </w:r>
-      <w:proofErr w:type="spellStart"/>
-      <w:r>
-        <w:rPr>
-          <w:sz w:val="22"/>
-          <w:szCs w:val="22"/>
-        </w:rPr>
-        <w:t>Medicina</w:t>
-      </w:r>
-      <w:proofErr w:type="spellEnd"/>
-      <w:r>
-        <w:rPr>
-          <w:sz w:val="22"/>
-          <w:szCs w:val="22"/>
-        </w:rPr>
-        <w:t>, 61(11), 2</w:t>
-      </w:r>
-      <w:r>
-        <w:rPr>
-          <w:sz w:val="22"/>
-          <w:szCs w:val="22"/>
-        </w:rPr>
-        <w:t>039.</w:t>
+        <w:t>[11]  Shim, J.-G., Yoon, W., Lee, S. J., Chang, S.-H., Jung, S.-R., &amp; Chung, J. Y. (2025). Machine learning methods for the prediction of intraoperative hypotension with biosignal waveforms. Medicina, 61(11), 2039.</w:t>
+      </w:r>
+      <w:proofErr w:type="spellStart"/>
+      <w:r>
+        <w:rPr>
+          <w:sz w:val="22"/>
+          <w:szCs w:val="22"/>
+        </w:rPr>
+      </w:r>
+      <w:proofErr w:type="spellEnd"/>
+      <w:r>
+        <w:rPr>
+          <w:sz w:val="22"/>
+          <w:szCs w:val="22"/>
+        </w:rPr>
+      </w:r>
+      <w:proofErr w:type="spellStart"/>
+      <w:r>
+        <w:rPr>
+          <w:sz w:val="22"/>
+          <w:szCs w:val="22"/>
+        </w:rPr>
+      </w:r>
+      <w:proofErr w:type="spellEnd"/>
+      <w:r>
+        <w:rPr>
+          <w:sz w:val="22"/>
+          <w:szCs w:val="22"/>
+        </w:rPr>
+      </w:r>
+      <w:proofErr w:type="spellStart"/>
+      <w:r>
+        <w:rPr>
+          <w:sz w:val="22"/>
+          <w:szCs w:val="22"/>
+        </w:rPr>
+      </w:r>
+      <w:proofErr w:type="spellEnd"/>
+      <w:r>
+        <w:rPr>
+          <w:sz w:val="22"/>
+          <w:szCs w:val="22"/>
+        </w:rPr>
+      </w:r>
+      <w:r>
+        <w:rPr>
+          <w:sz w:val="22"/>
+          <w:szCs w:val="22"/>
+        </w:rPr>
       </w:r>
     </w:p>
     <w:p>
@@ -3361,8 +3285,7 @@
           <w:sz w:val="22"/>
           <w:szCs w:val="22"/>
         </w:rPr>
-        <w:lastRenderedPageBreak/>
-        <w:t>[12] Liu, J., et al. (2026). Transformer-based deep learning model for real-time prediction of intraoperative hypotension using dynamic time-series vital signs: a retrospective study. PLOS Medicine, 23(3), e1005024.</w:t>
+        <w:t>[12]  Zhu, S., Shi, W., Qian, H., Tong, X., Hu, R., Bo, J., &amp; Gu, X. (2026). Transformer-based deep learning model for real-time prediction of intraoperative hypotension using dynamic time-series vital signs: a retrospective study. PLOS Medicine, 23(3), e1005024.</w:t>
       </w:r>
     </w:p>
     <w:p>
@@ -3375,14 +3298,13 @@
           <w:sz w:val="22"/>
           <w:szCs w:val="22"/>
         </w:rPr>
-        <w:t>[13] Wang, Y., et al. (2025). Towar</w:t>
-      </w:r>
-      <w:r>
-        <w:rPr>
-          <w:sz w:val="22"/>
-          <w:szCs w:val="22"/>
-        </w:rPr>
-        <w:t>ds reliable prediction of intraoperative hypotension: a cross-center evaluation of deep learning-based and MAP-derived methods. Journal of Clinical Monitoring and Computing.</w:t>
+        <w:t>[13]  Chaari, N., Winski, G., Hallbäck, M., Lundström, N., Björne, H., &amp; Jacobsson, M. (2025). Towards reliable prediction of intraoperative hypotension: a cross-center evaluation of deep learning-based and MAP-derived methods. Journal of Clinical Monitoring and Computing, 40(1), 43–57.</w:t>
+      </w:r>
+      <w:r>
+        <w:rPr>
+          <w:sz w:val="22"/>
+          <w:szCs w:val="22"/>
+        </w:rPr>
       </w:r>
     </w:p>
     <w:p>
@@ -3563,62 +3485,55 @@
           <w:sz w:val="22"/>
           <w:szCs w:val="22"/>
         </w:rPr>
-        <w:t xml:space="preserve">[16] </w:t>
-      </w:r>
-      <w:proofErr w:type="spellStart"/>
-      <w:r>
-        <w:rPr>
-          <w:sz w:val="22"/>
-          <w:szCs w:val="22"/>
-        </w:rPr>
-        <w:t>Defraeye</w:t>
-      </w:r>
-      <w:proofErr w:type="spellEnd"/>
-      <w:r>
-        <w:rPr>
-          <w:sz w:val="22"/>
-          <w:szCs w:val="22"/>
-        </w:rPr>
-        <w:t xml:space="preserve">, T., </w:t>
-      </w:r>
-      <w:proofErr w:type="spellStart"/>
-      <w:r>
-        <w:rPr>
-          <w:sz w:val="22"/>
-          <w:szCs w:val="22"/>
-        </w:rPr>
-        <w:t>Bahrami</w:t>
-      </w:r>
-      <w:proofErr w:type="spellEnd"/>
-      <w:r>
-        <w:rPr>
-          <w:sz w:val="22"/>
-          <w:szCs w:val="22"/>
-        </w:rPr>
-        <w:t xml:space="preserve">, F., Ding, L., </w:t>
-      </w:r>
-      <w:proofErr w:type="spellStart"/>
-      <w:r>
-        <w:rPr>
-          <w:sz w:val="22"/>
-          <w:szCs w:val="22"/>
-        </w:rPr>
-        <w:t>Malini</w:t>
-      </w:r>
-      <w:proofErr w:type="spellEnd"/>
-      <w:r>
-        <w:rPr>
-          <w:sz w:val="22"/>
-          <w:szCs w:val="22"/>
-        </w:rPr>
-        <w:t>, R. I., Terrier, A., &amp; Rossi, R. M. (2022). Predicting transdermal fentanyl delivery using physics-based simulations for tailored therapy based on t</w:t>
-      </w:r>
-      <w:r>
-        <w:rPr>
-          <w:sz w:val="22"/>
-          <w:szCs w:val="22"/>
-        </w:rPr>
-        <w:t>he age. Drug Delivery, 29(1), 414–425.</w:t>
+        <w:t>[16]  Defraeye, T., Bahrami, F., Ding, L., Malini, R. I., Terrier, A., &amp; Rossi, R. M. (2020). Predicting transdermal fentanyl delivery using mechanistic simulations for tailored therapy. Frontiers in Pharmacology, 11, 585393.</w:t>
+      </w:r>
+      <w:proofErr w:type="spellStart"/>
+      <w:r>
+        <w:rPr>
+          <w:sz w:val="22"/>
+          <w:szCs w:val="22"/>
+        </w:rPr>
+      </w:r>
+      <w:proofErr w:type="spellEnd"/>
+      <w:r>
+        <w:rPr>
+          <w:sz w:val="22"/>
+          <w:szCs w:val="22"/>
+        </w:rPr>
+      </w:r>
+      <w:proofErr w:type="spellStart"/>
+      <w:r>
+        <w:rPr>
+          <w:sz w:val="22"/>
+          <w:szCs w:val="22"/>
+        </w:rPr>
+      </w:r>
+      <w:proofErr w:type="spellEnd"/>
+      <w:r>
+        <w:rPr>
+          <w:sz w:val="22"/>
+          <w:szCs w:val="22"/>
+        </w:rPr>
+      </w:r>
+      <w:proofErr w:type="spellStart"/>
+      <w:r>
+        <w:rPr>
+          <w:sz w:val="22"/>
+          <w:szCs w:val="22"/>
+        </w:rPr>
+      </w:r>
+      <w:proofErr w:type="spellEnd"/>
+      <w:r>
+        <w:rPr>
+          <w:sz w:val="22"/>
+          <w:szCs w:val="22"/>
+        </w:rPr>
+      </w:r>
+      <w:r>
+        <w:rPr>
+          <w:sz w:val="22"/>
+          <w:szCs w:val="22"/>
+        </w:rPr>
       </w:r>
     </w:p>
     <w:p>
@@ -3631,7 +3546,7 @@
           <w:sz w:val="22"/>
           <w:szCs w:val="22"/>
         </w:rPr>
-        <w:t>[17] Authors. (2025). Digital twins in healthcare: a comprehensive review and future directions. Frontiers in Digital Health, 7, 1633539.</w:t>
+        <w:t>[17]  Khoshfekr Rudsari, H., Tseng, B., Zhu, H., &amp; Song, L. (2025). Digital twins in healthcare: a comprehensive review and future directions. Frontiers in Digital Health, 7, 1633539.</w:t>
       </w:r>
     </w:p>
     <w:p>
@@ -3644,46 +3559,41 @@
           <w:sz w:val="22"/>
           <w:szCs w:val="22"/>
         </w:rPr>
-        <w:t xml:space="preserve">[18] </w:t>
-      </w:r>
-      <w:proofErr w:type="spellStart"/>
-      <w:r>
-        <w:rPr>
-          <w:sz w:val="22"/>
-          <w:szCs w:val="22"/>
-        </w:rPr>
-        <w:t>Kovatchev</w:t>
-      </w:r>
-      <w:proofErr w:type="spellEnd"/>
-      <w:r>
-        <w:rPr>
-          <w:sz w:val="22"/>
-          <w:szCs w:val="22"/>
-        </w:rPr>
-        <w:t>, B., et al. (2023). Whole-body metabolic digital twin for type-2</w:t>
-      </w:r>
-      <w:r>
-        <w:rPr>
-          <w:sz w:val="22"/>
-          <w:szCs w:val="22"/>
-        </w:rPr>
-        <w:t xml:space="preserve"> diabetes management. Nature Medicine / </w:t>
-      </w:r>
-      <w:proofErr w:type="spellStart"/>
-      <w:r>
-        <w:rPr>
-          <w:sz w:val="22"/>
-          <w:szCs w:val="22"/>
-        </w:rPr>
-        <w:t>npj</w:t>
-      </w:r>
-      <w:proofErr w:type="spellEnd"/>
-      <w:r>
-        <w:rPr>
-          <w:sz w:val="22"/>
-          <w:szCs w:val="22"/>
-        </w:rPr>
-        <w:t xml:space="preserve"> Digital Medicine.</w:t>
+        <w:t>[18]  Shamanna, P., Joshi, S., Thajudeen, M., &amp; Shah, L. (2024). Personalized nutrition in type 2 diabetes remission: application of digital twin technology. Frontiers in Endocrinology, 15, 1485464.</w:t>
+      </w:r>
+      <w:proofErr w:type="spellStart"/>
+      <w:r>
+        <w:rPr>
+          <w:sz w:val="22"/>
+          <w:szCs w:val="22"/>
+        </w:rPr>
+      </w:r>
+      <w:proofErr w:type="spellEnd"/>
+      <w:r>
+        <w:rPr>
+          <w:sz w:val="22"/>
+          <w:szCs w:val="22"/>
+        </w:rPr>
+      </w:r>
+      <w:r>
+        <w:rPr>
+          <w:sz w:val="22"/>
+          <w:szCs w:val="22"/>
+        </w:rPr>
+      </w:r>
+      <w:proofErr w:type="spellStart"/>
+      <w:r>
+        <w:rPr>
+          <w:sz w:val="22"/>
+          <w:szCs w:val="22"/>
+        </w:rPr>
+      </w:r>
+      <w:proofErr w:type="spellEnd"/>
+      <w:r>
+        <w:rPr>
+          <w:sz w:val="22"/>
+          <w:szCs w:val="22"/>
+        </w:rPr>
       </w:r>
     </w:p>
     <w:p>
@@ -3696,7 +3606,7 @@
           <w:sz w:val="22"/>
           <w:szCs w:val="22"/>
         </w:rPr>
-        <w:t>[19] Authors. (2025). Digital twin for the formal analysis of a depth of anesthesia controller. Anesthesiology / IEEE Transactions on Biomedical Engineering.</w:t>
+        <w:t>[19]  AbdElSalam, M., Bensalem, S., Delacourt, A., &amp; He, W. (2025). Digital twin for the formal analysis of a depth of anesthesia controller. SIMULATION, 101(3), 341–360.</w:t>
       </w:r>
     </w:p>
     <w:p>
